--- a/eng/docx/25.content.docx
+++ b/eng/docx/25.content.docx
@@ -24846,7 +24846,7 @@
         <w:rPr>
           <w:lang w:val="en_US" w:bidi="en_US"/>
         </w:rPr>
-        <w:t>וְתָשׁ֥וֹחַ עָלַ֖⁠י נַפְשִֽׁ⁠י</w:t>
+        <w:t>ו⁠תשיח עָלַ֖⁠י נַפְשִֽׁ⁠י</w:t>
       </w:r>
     </w:p>
     <w:p>
@@ -29091,7 +29091,7 @@
         <w:rPr>
           <w:lang w:val="en_US" w:bidi="en_US"/>
         </w:rPr>
-        <w:t>עַל־חֲטָאָֽיו</w:t>
+        <w:t>עַל־חטא⁠ו</w:t>
       </w:r>
     </w:p>
     <w:p>
@@ -36076,7 +36076,7 @@
         <w:rPr>
           <w:lang w:val="en_US" w:bidi="en_US"/>
         </w:rPr>
-        <w:t xml:space="preserve">Verse 20 calls the king “the anointed of Yahweh” and “the breath of our nostrils.” This royal language expresses the deep trust the people placed in the king as God’s appointed ruler. Translators should use a term for “anointed” consistent with how it is used elsewhere, since the same concept applies to priests and, ultimately, to the Messiah. </w:t>
+        <w:t>Verse 20 calls the king “the anointed of Yahweh” and “the breath of our nostrils.” This royal language expresses the deep trust the people placed in the king as God’s appointed ruler. Translators should use a term for “anointed” consistent with how it is used elsewhere, since the same concept applies to priests and, ultimately, to the Messiah.</w:t>
       </w:r>
       <w:r>
         <w:rPr>
@@ -36111,7 +36111,7 @@
         <w:rPr>
           <w:lang w:val="en_US" w:bidi="en_US"/>
         </w:rPr>
-        <w:t xml:space="preserve">The chapter closes by addressing “daughter of Edom” and “daughter of Zion” as if they were women. This is a common Hebrew way of personifying a city or nation. </w:t>
+        <w:t>The chapter closes by addressing “daughter of Edom” and “daughter of Zion” as if they were women. This is a common Hebrew way of personifying a city or nation.</w:t>
       </w:r>
       <w:r>
         <w:rPr>
@@ -40339,7 +40339,7 @@
         <w:rPr>
           <w:lang w:val="en_US" w:bidi="en_US"/>
         </w:rPr>
-        <w:t>עוֹדֵ֙ינוּ֙ תִּכְלֶ֣ינָה עֵינֵ֔י⁠נוּ אֶל</w:t>
+        <w:t>עוד⁠ינה תִּכְלֶ֣ינָה עֵינֵ֔י⁠נוּ אֶל</w:t>
       </w:r>
     </w:p>
     <w:p>
@@ -41355,22 +41355,22 @@
         <w:rPr>
           <w:lang w:val="en_US" w:bidi="en_US"/>
         </w:rPr>
-        <w:t>שִׂ֤ישִׂי וְ⁠שִׂמְחִי֙ בַּת־אֱד֔וֹם יוֹשֶׁ֖בֶת בְּ⁠אֶ֣רֶץ ע֑וּץ</w:t>
-      </w:r>
-    </w:p>
-    <w:p>
-      <w:pPr/>
-      <w:r>
-        <w:rPr>
-          <w:lang w:val="en_US" w:bidi="en_US"/>
-        </w:rPr>
-      </w:r>
-      <w:r>
-        <w:rPr>
-          <w:b/>
-          <w:lang w:val="en_US" w:bidi="en_US"/>
-        </w:rPr>
-        <w:t>"Edom &amp; Uz"</w:t>
+        <w:t>שִׂ֤ישִׂי וְ⁠שִׂמְחִי֙ בַּת־אֱד֔וֹם יושבתי בְּ⁠אֶ֣רֶץ ע֑וּץ</w:t>
+      </w:r>
+    </w:p>
+    <w:p>
+      <w:pPr/>
+      <w:r>
+        <w:rPr>
+          <w:lang w:val="en_US" w:bidi="en_US"/>
+        </w:rPr>
+      </w:r>
+      <w:r>
+        <w:rPr>
+          <w:b/>
+          <w:lang w:val="en_US" w:bidi="en_US"/>
+        </w:rPr>
+        <w:t>"Edom, dweller &amp; Uz"</w:t>
       </w:r>
     </w:p>
     <w:p>
